--- a/작업일지/23주차.docx
+++ b/작업일지/23주차.docx
@@ -17,7 +17,7 @@
         <w:tblLook w:firstRow="1" w:noVBand="1" w:lastRow="0" w:firstColumn="1" w:lastColumn="0" w:noHBand="0" w:val="04a0"/>
       </w:tblPr>
       <w:tblGrid>
-        <w:gridCol w:w="1741"/>
+        <w:gridCol w:w="1740"/>
         <w:gridCol w:w="1742"/>
         <w:gridCol w:w="2"/>
         <w:gridCol w:w="1041"/>
@@ -26,7 +26,7 @@
         <w:gridCol w:w="2"/>
         <w:gridCol w:w="1212"/>
         <w:gridCol w:w="2"/>
-        <w:gridCol w:w="1749"/>
+        <w:gridCol w:w="1750"/>
       </w:tblGrid>
       <w:tr>
         <w:trPr>
@@ -34,7 +34,7 @@
         </w:trPr>
         <w:tc>
           <w:tcPr>
-            <w:tcW w:w="3485" w:type="dxa"/>
+            <w:tcW w:w="3484" w:type="dxa"/>
             <w:gridSpan w:val="3"/>
             <w:tcBorders/>
             <w:shd w:fill="auto" w:val="clear"/>
@@ -47,12 +47,14 @@
               <w:rPr>
                 <w:color w:val="605E5C"/>
                 <w:highlight w:val="lightGray"/>
+                <w:highlight w:val="lightGray"/>
               </w:rPr>
             </w:pPr>
             <w:r>
               <w:rPr>
                 <w:color w:val="605E5C"/>
-                <w:shd w:fill="E1DFDD" w:val="clear"/>
+                <w:highlight w:val="lightGray"/>
+                <w:highlight w:val="lightGray"/>
               </w:rPr>
             </w:r>
           </w:p>
@@ -82,6 +84,7 @@
                 <w:color w:val="605E5C"/>
                 <w:sz w:val="22"/>
                 <w:highlight w:val="lightGray"/>
+                <w:highlight w:val="lightGray"/>
               </w:rPr>
               <w:t>작성자</w:t>
             </w:r>
@@ -109,6 +112,7 @@
                 <w:color w:val="605E5C"/>
                 <w:szCs w:val="20"/>
                 <w:highlight w:val="lightGray"/>
+                <w:highlight w:val="lightGray"/>
               </w:rPr>
               <w:t xml:space="preserve">2022180041 </w:t>
             </w:r>
@@ -117,6 +121,7 @@
                 <w:color w:val="605E5C"/>
                 <w:szCs w:val="20"/>
                 <w:highlight w:val="lightGray"/>
+                <w:highlight w:val="lightGray"/>
               </w:rPr>
               <w:t>최재혁</w:t>
             </w:r>
@@ -124,6 +129,7 @@
               <w:rPr>
                 <w:color w:val="605E5C"/>
                 <w:szCs w:val="20"/>
+                <w:highlight w:val="lightGray"/>
                 <w:highlight w:val="lightGray"/>
               </w:rPr>
               <w:br/>
@@ -134,6 +140,7 @@
                 <w:color w:val="605E5C"/>
                 <w:szCs w:val="20"/>
                 <w:highlight w:val="lightGray"/>
+                <w:highlight w:val="lightGray"/>
               </w:rPr>
               <w:t>김도엽</w:t>
             </w:r>
@@ -141,6 +148,7 @@
               <w:rPr>
                 <w:color w:val="605E5C"/>
                 <w:szCs w:val="20"/>
+                <w:highlight w:val="lightGray"/>
                 <w:highlight w:val="lightGray"/>
               </w:rPr>
               <w:br/>
@@ -150,6 +158,7 @@
               <w:rPr>
                 <w:color w:val="605E5C"/>
                 <w:szCs w:val="20"/>
+                <w:highlight w:val="lightGray"/>
                 <w:highlight w:val="lightGray"/>
               </w:rPr>
               <w:t>김나현</w:t>
@@ -181,6 +190,7 @@
                 <w:color w:val="605E5C"/>
                 <w:sz w:val="22"/>
                 <w:highlight w:val="lightGray"/>
+                <w:highlight w:val="lightGray"/>
               </w:rPr>
               <w:t>팀명</w:t>
             </w:r>
@@ -188,7 +198,7 @@
         </w:tc>
         <w:tc>
           <w:tcPr>
-            <w:tcW w:w="1749" w:type="dxa"/>
+            <w:tcW w:w="1750" w:type="dxa"/>
             <w:tcBorders/>
             <w:shd w:fill="auto" w:val="clear"/>
             <w:vAlign w:val="center"/>
@@ -209,6 +219,7 @@
                 <w:sz w:val="24"/>
                 <w:szCs w:val="24"/>
                 <w:highlight w:val="lightGray"/>
+                <w:highlight w:val="lightGray"/>
               </w:rPr>
               <w:t>zl</w:t>
             </w:r>
@@ -217,6 +228,7 @@
                 <w:color w:val="605E5C"/>
                 <w:sz w:val="24"/>
                 <w:szCs w:val="24"/>
+                <w:highlight w:val="lightGray"/>
                 <w:highlight w:val="lightGray"/>
               </w:rPr>
               <w:t>존졸작전사</w:t>
@@ -230,7 +242,7 @@
         </w:trPr>
         <w:tc>
           <w:tcPr>
-            <w:tcW w:w="1741" w:type="dxa"/>
+            <w:tcW w:w="1740" w:type="dxa"/>
             <w:tcBorders/>
             <w:shd w:fill="auto" w:val="clear"/>
             <w:vAlign w:val="center"/>
@@ -251,6 +263,7 @@
                 <w:b/>
                 <w:color w:val="605E5C"/>
                 <w:sz w:val="22"/>
+                <w:highlight w:val="lightGray"/>
                 <w:highlight w:val="lightGray"/>
               </w:rPr>
               <w:t>주차</w:t>
@@ -311,6 +324,7 @@
                 <w:color w:val="605E5C"/>
                 <w:sz w:val="22"/>
                 <w:highlight w:val="lightGray"/>
+                <w:highlight w:val="lightGray"/>
               </w:rPr>
               <w:t>기간</w:t>
             </w:r>
@@ -339,48 +353,9 @@
                 <w:b/>
                 <w:color w:val="605E5C"/>
                 <w:highlight w:val="lightGray"/>
-              </w:rPr>
-              <w:t>2025.0</w:t>
-            </w:r>
-            <w:r>
-              <w:rPr>
-                <w:b/>
-                <w:color w:val="605E5C"/>
-                <w:highlight w:val="lightGray"/>
-              </w:rPr>
-              <w:t>7</w:t>
-            </w:r>
-            <w:r>
-              <w:rPr>
-                <w:b/>
-                <w:color w:val="605E5C"/>
-                <w:highlight w:val="lightGray"/>
-              </w:rPr>
-              <w:t>.</w:t>
-            </w:r>
-            <w:r>
-              <w:rPr>
-                <w:b/>
-                <w:color w:val="605E5C"/>
-                <w:highlight w:val="lightGray"/>
-              </w:rPr>
-              <w:t>14</w:t>
-            </w:r>
-            <w:r>
-              <w:rPr>
-                <w:b/>
-                <w:color w:val="605E5C"/>
-                <w:highlight w:val="lightGray"/>
-              </w:rPr>
-              <w:t xml:space="preserve"> ~ 2025.07.</w:t>
-            </w:r>
-            <w:r>
-              <w:rPr>
-                <w:b/>
-                <w:color w:val="605E5C"/>
-                <w:highlight w:val="lightGray"/>
-              </w:rPr>
-              <w:t>21</w:t>
+                <w:highlight w:val="lightGray"/>
+              </w:rPr>
+              <w:t>2025.07.14 ~ 2025.07.21</w:t>
             </w:r>
           </w:p>
         </w:tc>
@@ -409,6 +384,7 @@
                 <w:color w:val="605E5C"/>
                 <w:sz w:val="22"/>
                 <w:highlight w:val="lightGray"/>
+                <w:highlight w:val="lightGray"/>
               </w:rPr>
               <w:t>지도교수</w:t>
             </w:r>
@@ -416,7 +392,7 @@
         </w:tc>
         <w:tc>
           <w:tcPr>
-            <w:tcW w:w="1751" w:type="dxa"/>
+            <w:tcW w:w="1752" w:type="dxa"/>
             <w:gridSpan w:val="2"/>
             <w:tcBorders/>
             <w:shd w:fill="auto" w:val="clear"/>
@@ -438,6 +414,7 @@
                 <w:color w:val="605E5C"/>
                 <w:sz w:val="22"/>
                 <w:highlight w:val="lightGray"/>
+                <w:highlight w:val="lightGray"/>
               </w:rPr>
               <w:t>정 내 훈</w:t>
             </w:r>
@@ -445,6 +422,7 @@
               <w:rPr>
                 <w:color w:val="605E5C"/>
                 <w:highlight w:val="lightGray"/>
+                <w:highlight w:val="lightGray"/>
               </w:rPr>
               <w:t>(</w:t>
             </w:r>
@@ -452,12 +430,14 @@
               <w:rPr>
                 <w:color w:val="605E5C"/>
                 <w:highlight w:val="lightGray"/>
+                <w:highlight w:val="lightGray"/>
               </w:rPr>
               <w:t>서명</w:t>
             </w:r>
             <w:r>
               <w:rPr>
                 <w:color w:val="605E5C"/>
+                <w:highlight w:val="lightGray"/>
                 <w:highlight w:val="lightGray"/>
               </w:rPr>
               <w:t>)</w:t>
@@ -471,7 +451,7 @@
         </w:trPr>
         <w:tc>
           <w:tcPr>
-            <w:tcW w:w="1741" w:type="dxa"/>
+            <w:tcW w:w="1740" w:type="dxa"/>
             <w:tcBorders/>
             <w:shd w:fill="auto" w:val="clear"/>
             <w:vAlign w:val="center"/>
@@ -493,6 +473,7 @@
                 <w:color w:val="605E5C"/>
                 <w:sz w:val="22"/>
                 <w:highlight w:val="lightGray"/>
+                <w:highlight w:val="lightGray"/>
               </w:rPr>
               <w:t>이번주 한일</w:t>
             </w:r>
@@ -500,7 +481,7 @@
         </w:tc>
         <w:tc>
           <w:tcPr>
-            <w:tcW w:w="8726" w:type="dxa"/>
+            <w:tcW w:w="8727" w:type="dxa"/>
             <w:gridSpan w:val="9"/>
             <w:tcBorders/>
             <w:shd w:fill="auto" w:val="clear"/>
@@ -522,6 +503,7 @@
                 <w:bCs/>
                 <w:color w:val="605E5C"/>
                 <w:highlight w:val="lightGray"/>
+                <w:highlight w:val="lightGray"/>
               </w:rPr>
               <w:t>최재혁</w:t>
             </w:r>
@@ -531,8 +513,19 @@
                 <w:bCs/>
                 <w:color w:val="605E5C"/>
                 <w:highlight w:val="lightGray"/>
+                <w:highlight w:val="lightGray"/>
               </w:rPr>
               <w:t xml:space="preserve">: </w:t>
+            </w:r>
+            <w:r>
+              <w:rPr>
+                <w:b/>
+                <w:bCs/>
+                <w:color w:val="605E5C"/>
+                <w:highlight w:val="lightGray"/>
+                <w:highlight w:val="lightGray"/>
+              </w:rPr>
+              <w:t>보스 행동트리 구현</w:t>
             </w:r>
           </w:p>
           <w:p>
@@ -551,6 +544,7 @@
                 <w:bCs/>
                 <w:color w:val="605E5C"/>
                 <w:highlight w:val="lightGray"/>
+                <w:highlight w:val="lightGray"/>
               </w:rPr>
               <w:t>김도엽</w:t>
             </w:r>
@@ -559,6 +553,7 @@
                 <w:b/>
                 <w:bCs/>
                 <w:color w:val="605E5C"/>
+                <w:highlight w:val="lightGray"/>
                 <w:highlight w:val="lightGray"/>
               </w:rPr>
               <w:t>:</w:t>
@@ -580,6 +575,7 @@
                 <w:bCs/>
                 <w:color w:val="605E5C"/>
                 <w:highlight w:val="lightGray"/>
+                <w:highlight w:val="lightGray"/>
               </w:rPr>
               <w:t>김나현</w:t>
             </w:r>
@@ -588,6 +584,7 @@
                 <w:b/>
                 <w:bCs/>
                 <w:color w:val="605E5C"/>
+                <w:highlight w:val="lightGray"/>
                 <w:highlight w:val="lightGray"/>
               </w:rPr>
               <w:t xml:space="preserve">: </w:t>
@@ -634,11 +631,7 @@
           <w:ilvl w:val="0"/>
           <w:numId w:val="1"/>
         </w:numPr>
-        <w:rPr>
-          <w:b/>
-          <w:b/>
-          <w:sz w:val="22"/>
-        </w:rPr>
+        <w:rPr/>
       </w:pPr>
       <w:r>
         <w:rPr>
@@ -653,6 +646,402 @@
           <w:sz w:val="22"/>
         </w:rPr>
         <w:t>:</w:t>
+      </w:r>
+    </w:p>
+    <w:p>
+      <w:pPr>
+        <w:pStyle w:val="ListParagraph"/>
+        <w:ind w:hanging="0"/>
+        <w:rPr/>
+      </w:pPr>
+      <w:r>
+        <w:rPr/>
+        <w:drawing>
+          <wp:anchor behindDoc="0" distT="0" distB="0" distL="0" distR="0" simplePos="0" locked="0" layoutInCell="1" allowOverlap="1" relativeHeight="2">
+            <wp:simplePos x="0" y="0"/>
+            <wp:positionH relativeFrom="column">
+              <wp:posOffset>1270</wp:posOffset>
+            </wp:positionH>
+            <wp:positionV relativeFrom="paragraph">
+              <wp:posOffset>-31750</wp:posOffset>
+            </wp:positionV>
+            <wp:extent cx="2837815" cy="2259330"/>
+            <wp:effectExtent l="0" t="0" r="0" b="0"/>
+            <wp:wrapSquare wrapText="largest"/>
+            <wp:docPr id="1" name="Image1" descr=""/>
+            <wp:cNvGraphicFramePr>
+              <a:graphicFrameLocks xmlns:a="http://schemas.openxmlformats.org/drawingml/2006/main" noChangeAspect="1"/>
+            </wp:cNvGraphicFramePr>
+            <a:graphic xmlns:a="http://schemas.openxmlformats.org/drawingml/2006/main">
+              <a:graphicData uri="http://schemas.openxmlformats.org/drawingml/2006/picture">
+                <pic:pic xmlns:pic="http://schemas.openxmlformats.org/drawingml/2006/picture">
+                  <pic:nvPicPr>
+                    <pic:cNvPr id="1" name="Image1" descr=""/>
+                    <pic:cNvPicPr>
+                      <a:picLocks noChangeAspect="1" noChangeArrowheads="1"/>
+                    </pic:cNvPicPr>
+                  </pic:nvPicPr>
+                  <pic:blipFill>
+                    <a:blip r:embed="rId2"/>
+                    <a:stretch>
+                      <a:fillRect/>
+                    </a:stretch>
+                  </pic:blipFill>
+                  <pic:spPr bwMode="auto">
+                    <a:xfrm>
+                      <a:off x="0" y="0"/>
+                      <a:ext cx="2837815" cy="2259330"/>
+                    </a:xfrm>
+                    <a:prstGeom prst="rect">
+                      <a:avLst/>
+                    </a:prstGeom>
+                  </pic:spPr>
+                </pic:pic>
+              </a:graphicData>
+            </a:graphic>
+          </wp:anchor>
+        </w:drawing>
+        <w:drawing>
+          <wp:anchor behindDoc="0" distT="0" distB="0" distL="0" distR="0" simplePos="0" locked="0" layoutInCell="1" allowOverlap="1" relativeHeight="3">
+            <wp:simplePos x="0" y="0"/>
+            <wp:positionH relativeFrom="column">
+              <wp:posOffset>2872105</wp:posOffset>
+            </wp:positionH>
+            <wp:positionV relativeFrom="paragraph">
+              <wp:posOffset>-63500</wp:posOffset>
+            </wp:positionV>
+            <wp:extent cx="3483610" cy="2323465"/>
+            <wp:effectExtent l="0" t="0" r="0" b="0"/>
+            <wp:wrapSquare wrapText="largest"/>
+            <wp:docPr id="2" name="Image2" descr=""/>
+            <wp:cNvGraphicFramePr>
+              <a:graphicFrameLocks xmlns:a="http://schemas.openxmlformats.org/drawingml/2006/main" noChangeAspect="1"/>
+            </wp:cNvGraphicFramePr>
+            <a:graphic xmlns:a="http://schemas.openxmlformats.org/drawingml/2006/main">
+              <a:graphicData uri="http://schemas.openxmlformats.org/drawingml/2006/picture">
+                <pic:pic xmlns:pic="http://schemas.openxmlformats.org/drawingml/2006/picture">
+                  <pic:nvPicPr>
+                    <pic:cNvPr id="2" name="Image2" descr=""/>
+                    <pic:cNvPicPr>
+                      <a:picLocks noChangeAspect="1" noChangeArrowheads="1"/>
+                    </pic:cNvPicPr>
+                  </pic:nvPicPr>
+                  <pic:blipFill>
+                    <a:blip r:embed="rId3"/>
+                    <a:stretch>
+                      <a:fillRect/>
+                    </a:stretch>
+                  </pic:blipFill>
+                  <pic:spPr bwMode="auto">
+                    <a:xfrm>
+                      <a:off x="0" y="0"/>
+                      <a:ext cx="3483610" cy="2323465"/>
+                    </a:xfrm>
+                    <a:prstGeom prst="rect">
+                      <a:avLst/>
+                    </a:prstGeom>
+                  </pic:spPr>
+                </pic:pic>
+              </a:graphicData>
+            </a:graphic>
+          </wp:anchor>
+        </w:drawing>
+      </w:r>
+    </w:p>
+    <w:p>
+      <w:pPr>
+        <w:pStyle w:val="ListParagraph"/>
+        <w:rPr/>
+      </w:pPr>
+      <w:r>
+        <w:rPr>
+          <w:b/>
+          <w:bCs/>
+          <w:sz w:val="22"/>
+        </w:rPr>
+        <w:t>최종 컨텐츠인 보스몬스터의 움직임을 행동트리로 구현</w:t>
+      </w:r>
+      <w:r>
+        <w:rPr>
+          <w:b/>
+          <w:bCs/>
+          <w:sz w:val="22"/>
+        </w:rPr>
+        <w:t xml:space="preserve">, </w:t>
+      </w:r>
+      <w:r>
+        <w:rPr>
+          <w:b/>
+          <w:bCs/>
+          <w:sz w:val="22"/>
+        </w:rPr>
+        <w:t>패턴은</w:t>
+      </w:r>
+    </w:p>
+    <w:p>
+      <w:pPr>
+        <w:pStyle w:val="ListParagraph"/>
+        <w:rPr/>
+      </w:pPr>
+      <w:r>
+        <w:rPr>
+          <w:b/>
+          <w:bCs/>
+          <w:sz w:val="22"/>
+        </w:rPr>
+        <w:t xml:space="preserve">1. </w:t>
+      </w:r>
+      <w:r>
+        <w:rPr>
+          <w:b/>
+          <w:bCs/>
+          <w:sz w:val="22"/>
+        </w:rPr>
+        <w:t>플레이어 추격</w:t>
+      </w:r>
+    </w:p>
+    <w:p>
+      <w:pPr>
+        <w:pStyle w:val="ListParagraph"/>
+        <w:rPr/>
+      </w:pPr>
+      <w:r>
+        <w:rPr>
+          <w:b/>
+          <w:bCs/>
+          <w:sz w:val="22"/>
+        </w:rPr>
+        <w:t xml:space="preserve">2. </w:t>
+      </w:r>
+      <w:r>
+        <w:rPr>
+          <w:b/>
+          <w:bCs/>
+          <w:sz w:val="22"/>
+        </w:rPr>
+        <w:t xml:space="preserve">근거리공격 </w:t>
+      </w:r>
+      <w:r>
+        <w:rPr>
+          <w:b/>
+          <w:bCs/>
+          <w:sz w:val="22"/>
+        </w:rPr>
+        <w:t>1</w:t>
+      </w:r>
+    </w:p>
+    <w:p>
+      <w:pPr>
+        <w:pStyle w:val="ListParagraph"/>
+        <w:rPr/>
+      </w:pPr>
+      <w:r>
+        <w:rPr>
+          <w:b/>
+          <w:bCs/>
+          <w:sz w:val="22"/>
+        </w:rPr>
+        <w:t xml:space="preserve">3. </w:t>
+      </w:r>
+      <w:r>
+        <w:rPr>
+          <w:b/>
+          <w:bCs/>
+          <w:sz w:val="22"/>
+        </w:rPr>
+        <w:t xml:space="preserve">근거리공격 </w:t>
+      </w:r>
+      <w:r>
+        <w:rPr>
+          <w:b/>
+          <w:bCs/>
+          <w:sz w:val="22"/>
+        </w:rPr>
+        <w:t>2</w:t>
+      </w:r>
+    </w:p>
+    <w:p>
+      <w:pPr>
+        <w:pStyle w:val="ListParagraph"/>
+        <w:rPr/>
+      </w:pPr>
+      <w:r>
+        <w:rPr>
+          <w:b/>
+          <w:bCs/>
+          <w:sz w:val="22"/>
+        </w:rPr>
+        <w:t xml:space="preserve">4. </w:t>
+      </w:r>
+      <w:r>
+        <w:rPr>
+          <w:b/>
+          <w:bCs/>
+          <w:sz w:val="22"/>
+        </w:rPr>
+        <w:t xml:space="preserve">특정 위치로 이동 후 파이어볼 </w:t>
+      </w:r>
+      <w:r>
+        <w:rPr>
+          <w:b/>
+          <w:bCs/>
+          <w:sz w:val="22"/>
+        </w:rPr>
+        <w:t>n</w:t>
+      </w:r>
+      <w:r>
+        <w:rPr>
+          <w:b/>
+          <w:bCs/>
+          <w:sz w:val="22"/>
+        </w:rPr>
+        <w:t>회 발사 후 중앙으로 복귀</w:t>
+      </w:r>
+    </w:p>
+    <w:p>
+      <w:pPr>
+        <w:pStyle w:val="ListParagraph"/>
+        <w:rPr/>
+      </w:pPr>
+      <w:r>
+        <w:rPr>
+          <w:b/>
+          <w:bCs/>
+          <w:sz w:val="22"/>
+        </w:rPr>
+        <w:t xml:space="preserve">5. </w:t>
+      </w:r>
+      <w:r>
+        <w:rPr>
+          <w:b/>
+          <w:bCs/>
+          <w:sz w:val="22"/>
+        </w:rPr>
+        <w:t>중앙으로 이동 후 날아서 맵 전체에 파이어볼 발사 후 복귀</w:t>
+      </w:r>
+    </w:p>
+    <w:p>
+      <w:pPr>
+        <w:pStyle w:val="ListParagraph"/>
+        <w:rPr/>
+      </w:pPr>
+      <w:r>
+        <w:rPr>
+          <w:b/>
+          <w:bCs/>
+          <w:sz w:val="22"/>
+        </w:rPr>
+        <w:t>으로 구성되어 있으며 각 단위 행동을 액션노드로 만든 후 거리 또는 확률과 같은 조건노드와 함께 시퀀스 노드에 엮어서 구현하였다</w:t>
+      </w:r>
+      <w:r>
+        <w:rPr>
+          <w:b/>
+          <w:bCs/>
+          <w:sz w:val="22"/>
+        </w:rPr>
+        <w:t xml:space="preserve">. </w:t>
+      </w:r>
+      <w:r>
+        <w:rPr>
+          <w:b/>
+          <w:bCs/>
+          <w:sz w:val="22"/>
+        </w:rPr>
+        <w:t>이때 같은 패턴이 너무 반복되어 나오지 않도록 한번 등장한 패턴의 확률은 계속 감소시키게 하여 여러 패턴이 다양하게 등장하게 하도록 하였다</w:t>
+      </w:r>
+      <w:r>
+        <w:rPr>
+          <w:b/>
+          <w:bCs/>
+          <w:sz w:val="22"/>
+        </w:rPr>
+        <w:t>. (</w:t>
+      </w:r>
+      <w:r>
+        <w:rPr>
+          <w:b/>
+          <w:bCs/>
+          <w:sz w:val="22"/>
+        </w:rPr>
+        <w:t>패턴 등장 실패 시 원래 확률로 복귀함</w:t>
+      </w:r>
+      <w:r>
+        <w:rPr>
+          <w:b/>
+          <w:bCs/>
+          <w:sz w:val="22"/>
+        </w:rPr>
+        <w:t>)</w:t>
+      </w:r>
+    </w:p>
+    <w:p>
+      <w:pPr>
+        <w:pStyle w:val="ListParagraph"/>
+        <w:rPr>
+          <w:b/>
+          <w:b/>
+          <w:bCs/>
+          <w:sz w:val="22"/>
+        </w:rPr>
+      </w:pPr>
+      <w:r>
+        <w:rPr/>
+      </w:r>
+    </w:p>
+    <w:p>
+      <w:pPr>
+        <w:pStyle w:val="ListParagraph"/>
+        <w:rPr>
+          <w:b/>
+          <w:b/>
+          <w:bCs/>
+          <w:sz w:val="22"/>
+        </w:rPr>
+      </w:pPr>
+      <w:r>
+        <w:rPr/>
+      </w:r>
+    </w:p>
+    <w:p>
+      <w:pPr>
+        <w:pStyle w:val="ListParagraph"/>
+        <w:rPr>
+          <w:b/>
+          <w:b/>
+          <w:bCs/>
+          <w:sz w:val="22"/>
+        </w:rPr>
+      </w:pPr>
+      <w:r>
+        <w:rPr/>
+      </w:r>
+    </w:p>
+    <w:p>
+      <w:pPr>
+        <w:pStyle w:val="ListParagraph"/>
+        <w:rPr>
+          <w:b/>
+          <w:b/>
+          <w:bCs/>
+          <w:sz w:val="22"/>
+        </w:rPr>
+      </w:pPr>
+      <w:r>
+        <w:rPr/>
+      </w:r>
+    </w:p>
+    <w:p>
+      <w:pPr>
+        <w:pStyle w:val="ListParagraph"/>
+        <w:rPr>
+          <w:b/>
+          <w:b/>
+          <w:bCs/>
+          <w:sz w:val="22"/>
+        </w:rPr>
+      </w:pPr>
+      <w:r>
+        <w:rPr/>
       </w:r>
     </w:p>
     <w:p>
@@ -786,10 +1175,10 @@
         <w:tblLook w:firstRow="1" w:noVBand="1" w:lastRow="0" w:firstColumn="1" w:lastColumn="0" w:noHBand="0" w:val="04a0"/>
       </w:tblPr>
       <w:tblGrid>
-        <w:gridCol w:w="1553"/>
+        <w:gridCol w:w="1552"/>
         <w:gridCol w:w="3968"/>
         <w:gridCol w:w="1558"/>
-        <w:gridCol w:w="3376"/>
+        <w:gridCol w:w="3377"/>
       </w:tblGrid>
       <w:tr>
         <w:trPr>
@@ -797,7 +1186,7 @@
         </w:trPr>
         <w:tc>
           <w:tcPr>
-            <w:tcW w:w="1553" w:type="dxa"/>
+            <w:tcW w:w="1552" w:type="dxa"/>
             <w:tcBorders/>
             <w:shd w:fill="auto" w:val="clear"/>
             <w:vAlign w:val="center"/>
@@ -818,6 +1207,7 @@
                 <w:b/>
                 <w:color w:val="605E5C"/>
                 <w:sz w:val="22"/>
+                <w:highlight w:val="lightGray"/>
                 <w:highlight w:val="lightGray"/>
               </w:rPr>
               <w:t>문제점 정리</w:t>
@@ -839,12 +1229,14 @@
               <w:rPr>
                 <w:color w:val="605E5C"/>
                 <w:highlight w:val="lightGray"/>
+                <w:highlight w:val="lightGray"/>
               </w:rPr>
             </w:pPr>
             <w:r>
               <w:rPr>
                 <w:color w:val="605E5C"/>
-                <w:shd w:fill="E1DFDD" w:val="clear"/>
+                <w:highlight w:val="lightGray"/>
+                <w:highlight w:val="lightGray"/>
               </w:rPr>
             </w:r>
           </w:p>
@@ -873,6 +1265,7 @@
                 <w:color w:val="605E5C"/>
                 <w:sz w:val="22"/>
                 <w:highlight w:val="lightGray"/>
+                <w:highlight w:val="lightGray"/>
               </w:rPr>
               <w:t>해결 방안</w:t>
             </w:r>
@@ -880,7 +1273,7 @@
         </w:tc>
         <w:tc>
           <w:tcPr>
-            <w:tcW w:w="3376" w:type="dxa"/>
+            <w:tcW w:w="3377" w:type="dxa"/>
             <w:tcBorders/>
             <w:shd w:fill="auto" w:val="clear"/>
             <w:vAlign w:val="center"/>
@@ -893,12 +1286,14 @@
               <w:rPr>
                 <w:color w:val="605E5C"/>
                 <w:highlight w:val="lightGray"/>
+                <w:highlight w:val="lightGray"/>
               </w:rPr>
             </w:pPr>
             <w:r>
               <w:rPr>
                 <w:color w:val="605E5C"/>
-                <w:shd w:fill="E1DFDD" w:val="clear"/>
+                <w:highlight w:val="lightGray"/>
+                <w:highlight w:val="lightGray"/>
               </w:rPr>
             </w:r>
           </w:p>
@@ -910,7 +1305,7 @@
         </w:trPr>
         <w:tc>
           <w:tcPr>
-            <w:tcW w:w="1553" w:type="dxa"/>
+            <w:tcW w:w="1552" w:type="dxa"/>
             <w:tcBorders/>
             <w:shd w:fill="auto" w:val="clear"/>
             <w:vAlign w:val="center"/>
@@ -931,6 +1326,7 @@
                 <w:b/>
                 <w:color w:val="605E5C"/>
                 <w:sz w:val="22"/>
+                <w:highlight w:val="lightGray"/>
                 <w:highlight w:val="lightGray"/>
               </w:rPr>
               <w:t>다음 주차</w:t>
@@ -955,16 +1351,21 @@
                 <w:color w:val="605E5C"/>
                 <w:sz w:val="22"/>
                 <w:highlight w:val="lightGray"/>
+                <w:highlight w:val="lightGray"/>
               </w:rPr>
             </w:pPr>
-            <w:r>
-              <w:rPr>
-                <w:b/>
-                <w:color w:val="605E5C"/>
-                <w:sz w:val="22"/>
-                <w:shd w:fill="E1DFDD" w:val="clear"/>
-              </w:rPr>
-            </w:r>
+            <w:bookmarkStart w:id="0" w:name="__DdeLink__215_57391962"/>
+            <w:r>
+              <w:rPr>
+                <w:b/>
+                <w:color w:val="605E5C"/>
+                <w:sz w:val="22"/>
+                <w:highlight w:val="lightGray"/>
+                <w:highlight w:val="lightGray"/>
+              </w:rPr>
+              <w:t>최종발표</w:t>
+            </w:r>
+            <w:bookmarkEnd w:id="0"/>
           </w:p>
         </w:tc>
         <w:tc>
@@ -991,6 +1392,7 @@
                 <w:color w:val="605E5C"/>
                 <w:sz w:val="22"/>
                 <w:highlight w:val="lightGray"/>
+                <w:highlight w:val="lightGray"/>
               </w:rPr>
               <w:t>다음 기간</w:t>
             </w:r>
@@ -998,7 +1400,7 @@
         </w:tc>
         <w:tc>
           <w:tcPr>
-            <w:tcW w:w="3376" w:type="dxa"/>
+            <w:tcW w:w="3377" w:type="dxa"/>
             <w:tcBorders/>
             <w:shd w:fill="auto" w:val="clear"/>
             <w:vAlign w:val="center"/>
@@ -1012,6 +1414,8 @@
                 <w:b/>
                 <w:b/>
                 <w:color w:val="605E5C"/>
+                <w:sz w:val="22"/>
+                <w:highlight w:val="lightGray"/>
                 <w:highlight w:val="lightGray"/>
               </w:rPr>
             </w:pPr>
@@ -1019,8 +1423,11 @@
               <w:rPr>
                 <w:b/>
                 <w:color w:val="605E5C"/>
-                <w:shd w:fill="E1DFDD" w:val="clear"/>
-              </w:rPr>
+                <w:sz w:val="22"/>
+                <w:highlight w:val="lightGray"/>
+                <w:highlight w:val="lightGray"/>
+              </w:rPr>
+              <w:t>최종발표</w:t>
             </w:r>
           </w:p>
         </w:tc>
@@ -1031,7 +1438,7 @@
         </w:trPr>
         <w:tc>
           <w:tcPr>
-            <w:tcW w:w="1553" w:type="dxa"/>
+            <w:tcW w:w="1552" w:type="dxa"/>
             <w:tcBorders/>
             <w:shd w:fill="auto" w:val="clear"/>
             <w:vAlign w:val="center"/>
@@ -1053,6 +1460,7 @@
                 <w:color w:val="605E5C"/>
                 <w:sz w:val="22"/>
                 <w:highlight w:val="lightGray"/>
+                <w:highlight w:val="lightGray"/>
               </w:rPr>
               <w:t>다음주 할 일</w:t>
             </w:r>
@@ -1060,7 +1468,7 @@
         </w:tc>
         <w:tc>
           <w:tcPr>
-            <w:tcW w:w="8902" w:type="dxa"/>
+            <w:tcW w:w="8903" w:type="dxa"/>
             <w:gridSpan w:val="3"/>
             <w:tcBorders/>
             <w:shd w:fill="auto" w:val="clear"/>
@@ -1074,13 +1482,15 @@
                 <w:color w:val="605E5C"/>
                 <w:szCs w:val="20"/>
                 <w:highlight w:val="lightGray"/>
+                <w:highlight w:val="lightGray"/>
               </w:rPr>
             </w:pPr>
             <w:r>
               <w:rPr>
                 <w:color w:val="605E5C"/>
                 <w:szCs w:val="20"/>
-                <w:shd w:fill="E1DFDD" w:val="clear"/>
+                <w:highlight w:val="lightGray"/>
+                <w:highlight w:val="lightGray"/>
               </w:rPr>
             </w:r>
           </w:p>
@@ -1092,7 +1502,7 @@
         </w:trPr>
         <w:tc>
           <w:tcPr>
-            <w:tcW w:w="1553" w:type="dxa"/>
+            <w:tcW w:w="1552" w:type="dxa"/>
             <w:tcBorders/>
             <w:shd w:color="auto" w:fill="F2F2F2" w:val="clear"/>
             <w:vAlign w:val="center"/>
@@ -1114,6 +1524,7 @@
                 <w:color w:val="605E5C"/>
                 <w:sz w:val="22"/>
                 <w:highlight w:val="lightGray"/>
+                <w:highlight w:val="lightGray"/>
               </w:rPr>
               <w:t>지도교수</w:t>
             </w:r>
@@ -1135,6 +1546,7 @@
                 <w:color w:val="605E5C"/>
                 <w:sz w:val="22"/>
                 <w:highlight w:val="lightGray"/>
+                <w:highlight w:val="lightGray"/>
               </w:rPr>
               <w:t>Comment</w:t>
             </w:r>
@@ -1142,7 +1554,7 @@
         </w:tc>
         <w:tc>
           <w:tcPr>
-            <w:tcW w:w="8902" w:type="dxa"/>
+            <w:tcW w:w="8903" w:type="dxa"/>
             <w:gridSpan w:val="3"/>
             <w:tcBorders/>
             <w:shd w:color="auto" w:fill="F2F2F2" w:val="clear"/>
@@ -1156,12 +1568,14 @@
               <w:rPr>
                 <w:color w:val="605E5C"/>
                 <w:highlight w:val="lightGray"/>
+                <w:highlight w:val="lightGray"/>
               </w:rPr>
             </w:pPr>
             <w:r>
               <w:rPr>
                 <w:color w:val="605E5C"/>
-                <w:shd w:fill="E1DFDD" w:val="clear"/>
+                <w:highlight w:val="lightGray"/>
+                <w:highlight w:val="lightGray"/>
               </w:rPr>
             </w:r>
           </w:p>
@@ -1860,6 +2274,73 @@
       <w:rFonts w:cs="Wingdings"/>
     </w:rPr>
   </w:style>
+  <w:style w:type="character" w:styleId="ListLabel13">
+    <w:name w:val="ListLabel 13"/>
+    <w:qFormat/>
+    <w:rPr>
+      <w:rFonts w:cs="Symbol"/>
+      <w:b/>
+      <w:sz w:val="22"/>
+    </w:rPr>
+  </w:style>
+  <w:style w:type="character" w:styleId="ListLabel14">
+    <w:name w:val="ListLabel 14"/>
+    <w:qFormat/>
+    <w:rPr>
+      <w:rFonts w:cs="Courier New"/>
+      <w:b/>
+      <w:sz w:val="22"/>
+    </w:rPr>
+  </w:style>
+  <w:style w:type="character" w:styleId="ListLabel15">
+    <w:name w:val="ListLabel 15"/>
+    <w:qFormat/>
+    <w:rPr>
+      <w:rFonts w:cs="Wingdings"/>
+    </w:rPr>
+  </w:style>
+  <w:style w:type="character" w:styleId="ListLabel16">
+    <w:name w:val="ListLabel 16"/>
+    <w:qFormat/>
+    <w:rPr>
+      <w:rFonts w:cs="Symbol"/>
+    </w:rPr>
+  </w:style>
+  <w:style w:type="character" w:styleId="ListLabel17">
+    <w:name w:val="ListLabel 17"/>
+    <w:qFormat/>
+    <w:rPr>
+      <w:rFonts w:cs="Courier New"/>
+    </w:rPr>
+  </w:style>
+  <w:style w:type="character" w:styleId="ListLabel18">
+    <w:name w:val="ListLabel 18"/>
+    <w:qFormat/>
+    <w:rPr>
+      <w:rFonts w:cs="Wingdings"/>
+    </w:rPr>
+  </w:style>
+  <w:style w:type="character" w:styleId="ListLabel19">
+    <w:name w:val="ListLabel 19"/>
+    <w:qFormat/>
+    <w:rPr>
+      <w:rFonts w:cs="Symbol"/>
+    </w:rPr>
+  </w:style>
+  <w:style w:type="character" w:styleId="ListLabel20">
+    <w:name w:val="ListLabel 20"/>
+    <w:qFormat/>
+    <w:rPr>
+      <w:rFonts w:cs="Courier New"/>
+    </w:rPr>
+  </w:style>
+  <w:style w:type="character" w:styleId="ListLabel21">
+    <w:name w:val="ListLabel 21"/>
+    <w:qFormat/>
+    <w:rPr>
+      <w:rFonts w:cs="Wingdings"/>
+    </w:rPr>
+  </w:style>
   <w:style w:type="paragraph" w:styleId="Heading">
     <w:name w:val="Heading"/>
     <w:basedOn w:val="Normal"/>
